--- a/documents/manual/install.docx
+++ b/documents/manual/install.docx
@@ -86,7 +86,64 @@
           <w:sz w:val="24"/>
           <w:szCs w:val="24"/>
         </w:rPr>
-        <w:t>2025-9-21版</w:t>
+        <w:t>202</w:t>
+      </w:r>
+      <w:r>
+        <w:rPr>
+          <w:rFonts w:hint="eastAsia"/>
+          <w:b/>
+          <w:bCs/>
+          <w:sz w:val="24"/>
+          <w:szCs w:val="24"/>
+        </w:rPr>
+        <w:t>6</w:t>
+      </w:r>
+      <w:r>
+        <w:rPr>
+          <w:b/>
+          <w:bCs/>
+          <w:sz w:val="24"/>
+          <w:szCs w:val="24"/>
+        </w:rPr>
+        <w:t>-</w:t>
+      </w:r>
+      <w:r>
+        <w:rPr>
+          <w:rFonts w:hint="eastAsia"/>
+          <w:b/>
+          <w:bCs/>
+          <w:sz w:val="24"/>
+          <w:szCs w:val="24"/>
+        </w:rPr>
+        <w:t>7</w:t>
+      </w:r>
+      <w:r>
+        <w:rPr>
+          <w:b/>
+          <w:bCs/>
+          <w:sz w:val="24"/>
+          <w:szCs w:val="24"/>
+        </w:rPr>
+        <w:t>-</w:t>
+      </w:r>
+      <w:r>
+        <w:rPr>
+          <w:rFonts w:hint="eastAsia"/>
+          <w:b/>
+          <w:bCs/>
+          <w:sz w:val="24"/>
+          <w:szCs w:val="24"/>
+        </w:rPr>
+        <w:t>9</w:t>
+      </w:r>
+      <w:r>
+        <w:rPr>
+          <w:b/>
+          <w:bCs/>
+          <w:sz w:val="24"/>
+          <w:szCs w:val="24"/>
+        </w:rPr>
+        <w:t>版</w:t>
       </w:r>
     </w:p>
     <w:p>
@@ -505,7 +562,13 @@
         <w:t>ゲーム実行時に”</w:t>
       </w:r>
       <w:r>
-        <w:t>.NET デスクトップ ランタイム”や".NET Desktop Runtime"のインストールについてのメッセージが表示された場合はhttps://dotnet.microsoft.com/ja-jp/download/dotnet/8.0から”.NET デスクトップ ランタイム”をダウンロードしてインストールしてください。</w:t>
+        <w:t>.NET デスクトップ ランタイム”や".NET Desktop Runtime"のインストールについてのメッセージが表示された場合は</w:t>
+      </w:r>
+      <w:r>
+        <w:t>https://dotnet.microsoft.com/ja-jp/download/dotnet/10.0</w:t>
+      </w:r>
+      <w:r>
+        <w:t>から”.NET デスクトップ ランタイム”をダウンロードしてインストールしてください。</w:t>
       </w:r>
     </w:p>
     <w:p/>
@@ -828,6 +891,7 @@
       <w:r>
         <w:t>”</w:t>
       </w:r>
+      <w:proofErr w:type="spellStart"/>
       <w:r>
         <w:t>tmfos_setup_</w:t>
       </w:r>
@@ -837,6 +901,7 @@
         </w:rPr>
         <w:t>xx</w:t>
       </w:r>
+      <w:proofErr w:type="spellEnd"/>
       <w:r>
         <w:t>”</w:t>
       </w:r>
@@ -1164,7 +1229,7 @@
           <w:noProof/>
         </w:rPr>
         <w:drawing>
-          <wp:inline distT="0" distB="0" distL="0" distR="0" wp14:anchorId="0F4AF2D4" wp14:editId="61BE43D4">
+          <wp:inline distT="0" distB="0" distL="0" distR="0" wp14:anchorId="0F4AF2D4" wp14:editId="31445CE2">
             <wp:extent cx="2034720" cy="1905120"/>
             <wp:effectExtent l="0" t="0" r="3810" b="0"/>
             <wp:docPr id="1075236873" name="図 1"/>
@@ -1224,7 +1289,7 @@
           <w:noProof/>
         </w:rPr>
         <w:drawing>
-          <wp:inline distT="0" distB="0" distL="0" distR="0" wp14:anchorId="2306C7F4" wp14:editId="5B36D60B">
+          <wp:inline distT="0" distB="0" distL="0" distR="0" wp14:anchorId="2306C7F4" wp14:editId="1C8EE719">
             <wp:extent cx="2034720" cy="1905120"/>
             <wp:effectExtent l="0" t="0" r="3810" b="0"/>
             <wp:docPr id="1154010143" name="図 3"/>
@@ -1357,7 +1422,7 @@
           <w:noProof/>
         </w:rPr>
         <w:drawing>
-          <wp:inline distT="0" distB="0" distL="0" distR="0" wp14:anchorId="10360EF5" wp14:editId="7F683143">
+          <wp:inline distT="0" distB="0" distL="0" distR="0" wp14:anchorId="10360EF5" wp14:editId="2C6AE98F">
             <wp:extent cx="1902600" cy="1559520"/>
             <wp:effectExtent l="0" t="0" r="2540" b="3175"/>
             <wp:docPr id="1967451591" name="図 5"/>
@@ -1537,7 +1602,7 @@
           <w:noProof/>
         </w:rPr>
         <w:drawing>
-          <wp:inline distT="0" distB="0" distL="0" distR="0" wp14:anchorId="1FD79227" wp14:editId="4D458766">
+          <wp:inline distT="0" distB="0" distL="0" distR="0" wp14:anchorId="1FD79227" wp14:editId="53B6F1E6">
             <wp:extent cx="1902600" cy="1559445"/>
             <wp:effectExtent l="0" t="0" r="2540" b="3175"/>
             <wp:docPr id="852363522" name="図 6"/>
@@ -1997,7 +2062,7 @@
           <w:noProof/>
         </w:rPr>
         <w:drawing>
-          <wp:inline distT="0" distB="0" distL="0" distR="0" wp14:anchorId="129A4C1A" wp14:editId="0CFC7C9F">
+          <wp:inline distT="0" distB="0" distL="0" distR="0" wp14:anchorId="129A4C1A" wp14:editId="0401CA34">
             <wp:extent cx="1902600" cy="1559520"/>
             <wp:effectExtent l="0" t="0" r="2540" b="3175"/>
             <wp:docPr id="1671003139" name="図 7"/>
@@ -2092,7 +2157,7 @@
           <w:noProof/>
         </w:rPr>
         <w:drawing>
-          <wp:inline distT="0" distB="0" distL="0" distR="0" wp14:anchorId="3ABB241B" wp14:editId="44BC75B5">
+          <wp:inline distT="0" distB="0" distL="0" distR="0" wp14:anchorId="3ABB241B" wp14:editId="17F7443E">
             <wp:extent cx="1902600" cy="1559520"/>
             <wp:effectExtent l="0" t="0" r="2540" b="3175"/>
             <wp:docPr id="2017566393" name="図 8"/>
@@ -2233,7 +2298,7 @@
           <w:noProof/>
         </w:rPr>
         <w:drawing>
-          <wp:inline distT="0" distB="0" distL="0" distR="0" wp14:anchorId="21809A19" wp14:editId="2504D06C">
+          <wp:inline distT="0" distB="0" distL="0" distR="0" wp14:anchorId="21809A19" wp14:editId="569E74E4">
             <wp:extent cx="1902600" cy="1559520"/>
             <wp:effectExtent l="0" t="0" r="2540" b="3175"/>
             <wp:docPr id="17326666" name="図 4"/>
@@ -2389,6 +2454,7 @@
       <w:r>
         <w:t>”</w:t>
       </w:r>
+      <w:proofErr w:type="spellStart"/>
       <w:r>
         <w:t>tmfos_setup_</w:t>
       </w:r>
@@ -2398,6 +2464,7 @@
         </w:rPr>
         <w:t>xx</w:t>
       </w:r>
+      <w:proofErr w:type="spellEnd"/>
       <w:r>
         <w:t>”を</w:t>
       </w:r>
@@ -2568,7 +2635,7 @@
           <w:noProof/>
         </w:rPr>
         <w:drawing>
-          <wp:inline distT="0" distB="0" distL="0" distR="0" wp14:anchorId="6156C052" wp14:editId="45A9FABC">
+          <wp:inline distT="0" distB="0" distL="0" distR="0" wp14:anchorId="6156C052" wp14:editId="7172A7DB">
             <wp:extent cx="1902600" cy="1559520"/>
             <wp:effectExtent l="0" t="0" r="2540" b="3175"/>
             <wp:docPr id="294409821" name="図 10"/>
@@ -2687,7 +2754,7 @@
           <w:noProof/>
         </w:rPr>
         <w:drawing>
-          <wp:inline distT="0" distB="0" distL="0" distR="0" wp14:anchorId="3088C019" wp14:editId="6906D1C2">
+          <wp:inline distT="0" distB="0" distL="0" distR="0" wp14:anchorId="3088C019" wp14:editId="50553F85">
             <wp:extent cx="1902600" cy="1559520"/>
             <wp:effectExtent l="0" t="0" r="2540" b="3175"/>
             <wp:docPr id="265467555" name="図 11"/>
@@ -2854,7 +2921,7 @@
           <w:noProof/>
         </w:rPr>
         <w:drawing>
-          <wp:inline distT="0" distB="0" distL="0" distR="0" wp14:anchorId="199C9860" wp14:editId="3DB87900">
+          <wp:inline distT="0" distB="0" distL="0" distR="0" wp14:anchorId="199C9860" wp14:editId="6D50D055">
             <wp:extent cx="1902600" cy="1559520"/>
             <wp:effectExtent l="0" t="0" r="2540" b="3175"/>
             <wp:docPr id="1249049983" name="図 12"/>
@@ -3036,6 +3103,7 @@
       <w:r>
         <w:t>”</w:t>
       </w:r>
+      <w:proofErr w:type="spellStart"/>
       <w:r>
         <w:t>tmfos_setup_</w:t>
       </w:r>
@@ -3045,6 +3113,7 @@
         </w:rPr>
         <w:t>xx</w:t>
       </w:r>
+      <w:proofErr w:type="spellEnd"/>
       <w:r>
         <w:t>”を</w:t>
       </w:r>
